--- a/week02/Week 2.docx
+++ b/week02/Week 2.docx
@@ -22,24 +22,7 @@
         </w:rPr>
       </w:pPr>
       <w:r>
-        <w:rPr>
-          <w:lang w:val="es-ES"/>
-        </w:rPr>
-        <w:t xml:space="preserve">Made </w:t>
-      </w:r>
-      <w:proofErr w:type="spellStart"/>
-      <w:r>
-        <w:rPr>
-          <w:lang w:val="es-ES"/>
-        </w:rPr>
-        <w:t>changes</w:t>
-      </w:r>
-      <w:proofErr w:type="spellEnd"/>
-      <w:r>
-        <w:rPr>
-          <w:lang w:val="es-ES"/>
-        </w:rPr>
-        <w:t>.</w:t>
+        <w:t>In the attachment you can already see the correct link. The errors you saw were from the changes I made in the following weeks</w:t>
       </w:r>
     </w:p>
     <w:p>
@@ -48,19 +31,11 @@
           <w:lang w:val="es-ES"/>
         </w:rPr>
       </w:pPr>
-      <w:proofErr w:type="spellStart"/>
       <w:r>
         <w:rPr>
           <w:lang w:val="es-ES"/>
         </w:rPr>
-        <w:t>Correct</w:t>
-      </w:r>
-      <w:proofErr w:type="spellEnd"/>
-      <w:r>
-        <w:rPr>
-          <w:lang w:val="es-ES"/>
-        </w:rPr>
-        <w:t xml:space="preserve"> Link</w:t>
+        <w:t>Correct Link</w:t>
       </w:r>
     </w:p>
     <w:p>
@@ -1099,7 +1074,6 @@
   <w:style w:type="character" w:default="1" w:styleId="Fuentedeprrafopredeter">
     <w:name w:val="Default Paragraph Font"/>
     <w:uiPriority w:val="1"/>
-    <w:semiHidden/>
     <w:unhideWhenUsed/>
   </w:style>
   <w:style w:type="table" w:default="1" w:styleId="Tablanormal">
